--- a/Kare Mobile.docx
+++ b/Kare Mobile.docx
@@ -1,386 +1,157 @@
 
 <file path=word/document.xml><?xml version="1.0" encoding="utf-8"?>
-<w:document xmlns:wpc="http://schemas.microsoft.com/office/word/2010/wordprocessingCanvas" xmlns:cx="http://schemas.microsoft.com/office/drawing/2014/chartex" xmlns:cx1="http://schemas.microsoft.com/office/drawing/2015/9/8/chartex" xmlns:cx2="http://schemas.microsoft.com/office/drawing/2015/10/21/chartex" xmlns:cx3="http://schemas.microsoft.com/office/drawing/2016/5/9/chartex" xmlns:cx4="http://schemas.microsoft.com/office/drawing/2016/5/10/chartex" xmlns:cx5="http://schemas.microsoft.com/office/drawing/2016/5/11/chartex" xmlns:cx6="http://schemas.microsoft.com/office/drawing/2016/5/12/chartex" xmlns:cx7="http://schemas.microsoft.com/office/drawing/2016/5/13/chartex" xmlns:cx8="http://schemas.microsoft.com/office/drawing/2016/5/14/chartex" xmlns:mc="http://schemas.openxmlformats.org/markup-compatibility/2006" xmlns:aink="http://schemas.microsoft.com/office/drawing/2016/ink" xmlns:am3d="http://schemas.microsoft.com/office/drawing/2017/model3d" xmlns:o="urn:schemas-microsoft-com:office:office" xmlns:oel="http://schemas.microsoft.com/office/2019/extlst" xmlns:r="http://schemas.openxmlformats.org/officeDocument/2006/relationships" xmlns:m="http://schemas.openxmlformats.org/officeDocument/2006/math" xmlns:v="urn:schemas-microsoft-com:vml" xmlns:wp14="http://schemas.microsoft.com/office/word/2010/wordprocessingDrawing" xmlns:wp="http://schemas.openxmlformats.org/drawingml/2006/wordprocessingDrawing" xmlns:w10="urn:schemas-microsoft-com:office:word" xmlns:w="http://schemas.openxmlformats.org/wordprocessingml/2006/main" xmlns:w14="http://schemas.microsoft.com/office/word/2010/wordml" xmlns:w15="http://schemas.microsoft.com/office/word/2012/wordml" xmlns:w16cex="http://schemas.microsoft.com/office/word/2018/wordml/cex" xmlns:w16cid="http://schemas.microsoft.com/office/word/2016/wordml/cid" xmlns:w16="http://schemas.microsoft.com/office/word/2018/wordml" xmlns:w16sdtdh="http://schemas.microsoft.com/office/word/2020/wordml/sdtdatahash" xmlns:w16se="http://schemas.microsoft.com/office/word/2015/wordml/symex" xmlns:wpg="http://schemas.microsoft.com/office/word/2010/wordprocessingGroup" xmlns:wpi="http://schemas.microsoft.com/office/word/2010/wordprocessingInk" xmlns:wne="http://schemas.microsoft.com/office/word/2006/wordml" xmlns:wps="http://schemas.microsoft.com/office/word/2010/wordprocessingShape" mc:Ignorable="w14 w15 w16se w16cid w16 w16cex w16sdtdh wp14">
+<w:document xmlns:wpc="http://schemas.microsoft.com/office/word/2010/wordprocessingCanvas" xmlns:cx="http://schemas.microsoft.com/office/drawing/2014/chartex" xmlns:cx1="http://schemas.microsoft.com/office/drawing/2015/9/8/chartex" xmlns:cx2="http://schemas.microsoft.com/office/drawing/2015/10/21/chartex" xmlns:cx3="http://schemas.microsoft.com/office/drawing/2016/5/9/chartex" xmlns:cx4="http://schemas.microsoft.com/office/drawing/2016/5/10/chartex" xmlns:cx5="http://schemas.microsoft.com/office/drawing/2016/5/11/chartex" xmlns:cx6="http://schemas.microsoft.com/office/drawing/2016/5/12/chartex" xmlns:cx7="http://schemas.microsoft.com/office/drawing/2016/5/13/chartex" xmlns:cx8="http://schemas.microsoft.com/office/drawing/2016/5/14/chartex" xmlns:mc="http://schemas.openxmlformats.org/markup-compatibility/2006" xmlns:aink="http://schemas.microsoft.com/office/drawing/2016/ink" xmlns:am3d="http://schemas.microsoft.com/office/drawing/2017/model3d" xmlns:o="urn:schemas-microsoft-com:office:office" xmlns:oel="http://schemas.microsoft.com/office/2019/extlst" xmlns:r="http://schemas.openxmlformats.org/officeDocument/2006/relationships" xmlns:m="http://schemas.openxmlformats.org/officeDocument/2006/math" xmlns:v="urn:schemas-microsoft-com:vml" xmlns:wp14="http://schemas.microsoft.com/office/word/2010/wordprocessingDrawing" xmlns:wp="http://schemas.openxmlformats.org/drawingml/2006/wordprocessingDrawing" xmlns:w10="urn:schemas-microsoft-com:office:word" xmlns:w="http://schemas.openxmlformats.org/wordprocessingml/2006/main" xmlns:w14="http://schemas.microsoft.com/office/word/2010/wordml" xmlns:w15="http://schemas.microsoft.com/office/word/2012/wordml" xmlns:w16cex="http://schemas.microsoft.com/office/word/2018/wordml/cex" xmlns:w16cid="http://schemas.microsoft.com/office/word/2016/wordml/cid" xmlns:w16="http://schemas.microsoft.com/office/word/2018/wordml" xmlns:w16du="http://schemas.microsoft.com/office/word/2023/wordml/word16du" xmlns:w16sdtdh="http://schemas.microsoft.com/office/word/2020/wordml/sdtdatahash" xmlns:w16se="http://schemas.microsoft.com/office/word/2015/wordml/symex" xmlns:wpg="http://schemas.microsoft.com/office/word/2010/wordprocessingGroup" xmlns:wpi="http://schemas.microsoft.com/office/word/2010/wordprocessingInk" xmlns:wne="http://schemas.microsoft.com/office/word/2006/wordml" xmlns:wps="http://schemas.microsoft.com/office/word/2010/wordprocessingShape" mc:Ignorable="w14 w15 w16se w16cid w16 w16cex w16sdtdh w16du wp14">
   <w:body>
     <w:p>
       <w:r>
+        <w:rPr>
+          <w:u w:val="single"/>
+        </w:rPr>
         <w:t>Kare Mobile</w:t>
       </w:r>
-    </w:p>
-    <w:p>
-      <w:r>
-        <w:t xml:space="preserve">Kwane is CEO &amp; working in </w:t>
+      <w:r>
+        <w:rPr>
+          <w:u w:val="single"/>
+        </w:rPr>
+        <w:t xml:space="preserve"> - </w:t>
+      </w:r>
+      <w:r>
+        <w:t>Revolutionizing Dental Care Everywhere</w:t>
+      </w:r>
+    </w:p>
+    <w:p>
+      <w:r>
+        <w:t xml:space="preserve">Louisville-based, </w:t>
+      </w:r>
+      <w:r>
+        <w:t xml:space="preserve">mostly traveling; largest monetary focus is </w:t>
       </w:r>
       <w:proofErr w:type="gramStart"/>
       <w:r>
-        <w:t>Lou</w:t>
+        <w:t>travel</w:t>
       </w:r>
       <w:proofErr w:type="gramEnd"/>
-    </w:p>
-    <w:p>
-      <w:r>
-        <w:t>4 or 5 states</w:t>
-      </w:r>
-    </w:p>
-    <w:p>
-      <w:r>
-        <w:t xml:space="preserve">Understand data, analyze for better quality for </w:t>
+      <w:r>
+        <w:t xml:space="preserve"> expenses and partnerships</w:t>
+      </w:r>
+    </w:p>
+    <w:p>
+      <w:r>
+        <w:t xml:space="preserve">Facts they use to support their vision: </w:t>
+      </w:r>
+      <w:r>
+        <w:t xml:space="preserve">68 </w:t>
       </w:r>
       <w:proofErr w:type="gramStart"/>
       <w:r>
-        <w:t>patients</w:t>
+        <w:t>Million</w:t>
       </w:r>
       <w:proofErr w:type="gramEnd"/>
-    </w:p>
-    <w:p>
-      <w:r>
-        <w:t xml:space="preserve">2 years </w:t>
-      </w:r>
+      <w:r>
+        <w:t xml:space="preserve"> people in Dental deserts. Every 10 min further away from a dentist, it’s a 10% they won’t see a dentist within a year. Someone 1hr from dentist office has 40% chance they </w:t>
+      </w:r>
+      <w:proofErr w:type="spellStart"/>
       <w:proofErr w:type="gramStart"/>
       <w:r>
-        <w:t>ago</w:t>
-      </w:r>
+        <w:t>wont</w:t>
+      </w:r>
+      <w:proofErr w:type="spellEnd"/>
       <w:proofErr w:type="gramEnd"/>
       <w:r>
-        <w:t xml:space="preserve"> Joe</w:t>
-      </w:r>
-    </w:p>
-    <w:p>
-      <w:r>
-        <w:t xml:space="preserve">Application was revamped by </w:t>
+        <w:t xml:space="preserve"> see dentist in a yr.</w:t>
+      </w:r>
+      <w:r>
+        <w:t xml:space="preserve"> </w:t>
+      </w:r>
+      <w:r>
+        <w:t>80% of people with</w:t>
+      </w:r>
+      <w:r>
+        <w:t xml:space="preserve"> a</w:t>
+      </w:r>
+      <w:r>
+        <w:t xml:space="preserve"> 10 pain level have seen a dentist 0 times per year</w:t>
+      </w:r>
+      <w:r>
+        <w:t>.</w:t>
+      </w:r>
+    </w:p>
+    <w:p>
+      <w:r>
+        <w:t>Procedures? – Simple screenings, educational events, chart the patient as needing a certain treatment.</w:t>
+      </w:r>
+    </w:p>
+    <w:p>
+      <w:r>
+        <w:t>They r</w:t>
+      </w:r>
+      <w:r>
+        <w:t>eport to every partner</w:t>
+      </w:r>
+      <w:r>
+        <w:t>/stakeholder</w:t>
+      </w:r>
+      <w:r>
+        <w:t xml:space="preserve"> after every event. </w:t>
+      </w:r>
+      <w:r>
+        <w:t xml:space="preserve">One </w:t>
+      </w:r>
+      <w:r>
+        <w:t xml:space="preserve">PMG provides toothpaste &amp; they </w:t>
+      </w:r>
+      <w:r>
+        <w:t xml:space="preserve">also </w:t>
+      </w:r>
+      <w:r>
+        <w:t>partner with retail partners for e</w:t>
+      </w:r>
+      <w:r>
+        <w:t>xample</w:t>
+      </w:r>
+      <w:r>
+        <w:t xml:space="preserve">, so </w:t>
+      </w:r>
+      <w:proofErr w:type="spellStart"/>
+      <w:r>
+        <w:t>dif</w:t>
+      </w:r>
+      <w:proofErr w:type="spellEnd"/>
+      <w:r>
+        <w:t xml:space="preserve"> locations &amp; retail partners.</w:t>
+      </w:r>
+    </w:p>
+    <w:p>
+      <w:r>
+        <w:t>Says m</w:t>
+      </w:r>
+      <w:r>
+        <w:t xml:space="preserve">ost patients are close to the location they went </w:t>
       </w:r>
       <w:proofErr w:type="gramStart"/>
       <w:r>
-        <w:t>Kwane?</w:t>
+        <w:t>to</w:t>
+      </w:r>
+      <w:r>
+        <w:t>,</w:t>
       </w:r>
       <w:proofErr w:type="gramEnd"/>
-    </w:p>
-    <w:p>
-      <w:r>
-        <w:t xml:space="preserve">Dentistry items to be solved – </w:t>
-      </w:r>
-    </w:p>
-    <w:p>
-      <w:r>
-        <w:t xml:space="preserve">Will have 10 </w:t>
-      </w:r>
-      <w:proofErr w:type="gramStart"/>
-      <w:r>
-        <w:t>files</w:t>
-      </w:r>
-      <w:proofErr w:type="gramEnd"/>
-    </w:p>
-    <w:p>
-      <w:r>
-        <w:t xml:space="preserve">What would be helpful to know from data? Looking at data per Individual events is what they’ve done. They want to look at altogether; Demographics in zip codes; trends against different retail orgs </w:t>
-      </w:r>
-      <w:proofErr w:type="gramStart"/>
-      <w:r>
-        <w:t>too;</w:t>
-      </w:r>
-      <w:proofErr w:type="gramEnd"/>
-    </w:p>
-    <w:p>
-      <w:r>
-        <w:t xml:space="preserve">68 </w:t>
-      </w:r>
-      <w:proofErr w:type="gramStart"/>
-      <w:r>
-        <w:t>Million</w:t>
-      </w:r>
-      <w:proofErr w:type="gramEnd"/>
-      <w:r>
-        <w:t xml:space="preserve"> people in Dental deserts. Every 10 min further away from a dentist, it’s a 10% they won’t see a dentist within a year. Someone 1hr from dentist office has 40% chance they </w:t>
-      </w:r>
-      <w:proofErr w:type="gramStart"/>
-      <w:r>
-        <w:t>wont</w:t>
-      </w:r>
-      <w:proofErr w:type="gramEnd"/>
-      <w:r>
-        <w:t xml:space="preserve"> see dentist in a yr. SOURCE? YES</w:t>
-      </w:r>
-    </w:p>
-    <w:p>
-      <w:r>
-        <w:t xml:space="preserve">2 Date columns? </w:t>
-      </w:r>
-      <w:r>
-        <w:t>– Submission date is</w:t>
-      </w:r>
-      <w:r>
-        <w:t xml:space="preserve"> </w:t>
-      </w:r>
-      <w:r>
-        <w:t>when links are submitted during preregister to event</w:t>
-      </w:r>
-    </w:p>
-    <w:p>
-      <w:r>
-        <w:t xml:space="preserve">Report to every partner after every event. PMG provides toothpaste &amp; they partner with retail partners for ex, so </w:t>
-      </w:r>
-      <w:proofErr w:type="spellStart"/>
-      <w:r>
-        <w:t>dif</w:t>
-      </w:r>
-      <w:proofErr w:type="spellEnd"/>
-      <w:r>
-        <w:t xml:space="preserve"> locations &amp; retail partners.; will also provide addresses of events for extrapolating urban </w:t>
-      </w:r>
-      <w:proofErr w:type="gramStart"/>
-      <w:r>
-        <w:t>environments</w:t>
-      </w:r>
-      <w:proofErr w:type="gramEnd"/>
-    </w:p>
-    <w:p>
-      <w:r>
-        <w:t>Joe says Most patients are close to the location they went to</w:t>
-      </w:r>
-    </w:p>
-    <w:p>
-      <w:r>
-        <w:t xml:space="preserve">Procedures? – Simple screenings, educational events, chart the patient as needing a certain treatment. Could be good to collect </w:t>
-      </w:r>
-      <w:proofErr w:type="gramStart"/>
-      <w:r>
-        <w:t>data on</w:t>
-      </w:r>
-      <w:proofErr w:type="gramEnd"/>
-      <w:r>
-        <w:t xml:space="preserve"> later.</w:t>
-      </w:r>
-    </w:p>
-    <w:p>
-      <w:r>
-        <w:t>Blanks? Insurance should all be filled in. Do they have insurance is more important than what type of insurance. Patient history – blanks can be assumed as none of the above</w:t>
-      </w:r>
-    </w:p>
-    <w:p>
-      <w:r>
-        <w:t xml:space="preserve">0-10 pain 10=this is an </w:t>
-      </w:r>
-      <w:proofErr w:type="gramStart"/>
-      <w:r>
-        <w:t>emergency,</w:t>
-      </w:r>
-      <w:proofErr w:type="gramEnd"/>
-      <w:r>
-        <w:t xml:space="preserve"> we can interpret how we want</w:t>
-      </w:r>
-    </w:p>
-    <w:p>
-      <w:r>
-        <w:t xml:space="preserve">You want Total screenings across pain levels, dental history, demographics? Yes, 80% of people with 10 pain level have seen a dentist 0 times per </w:t>
-      </w:r>
-      <w:proofErr w:type="gramStart"/>
-      <w:r>
-        <w:t>year</w:t>
-      </w:r>
-      <w:proofErr w:type="gramEnd"/>
-    </w:p>
-    <w:p>
-      <w:r>
-        <w:t xml:space="preserve">Endgame? Crest/Oral B is </w:t>
-      </w:r>
-      <w:proofErr w:type="gramStart"/>
-      <w:r>
-        <w:t>customer</w:t>
-      </w:r>
-      <w:proofErr w:type="gramEnd"/>
-      <w:r>
-        <w:t xml:space="preserve">. They want to impact POC communities, </w:t>
-      </w:r>
-      <w:proofErr w:type="spellStart"/>
-      <w:r>
-        <w:t>soemtgimes</w:t>
-      </w:r>
-      <w:proofErr w:type="spellEnd"/>
-      <w:r>
-        <w:t xml:space="preserve"> their selections &amp; locations are not the best. Slice data &amp; find cool </w:t>
-      </w:r>
-      <w:proofErr w:type="gramStart"/>
-      <w:r>
-        <w:t>facts</w:t>
-      </w:r>
-      <w:proofErr w:type="gramEnd"/>
-    </w:p>
-    <w:p>
-      <w:r>
-        <w:t xml:space="preserve">2021 investment you received, </w:t>
-      </w:r>
-      <w:proofErr w:type="gramStart"/>
-      <w:r>
-        <w:t>Are</w:t>
-      </w:r>
-      <w:proofErr w:type="gramEnd"/>
-      <w:r>
-        <w:t xml:space="preserve"> you using this info to expand the business/get investors/grants? Not brick &amp; mortar, focusing on travel expenses &amp; partnerships. VC Funding is Not investing in underserved community, they’re investing in the capital &amp; businesses involved. 100k through west Lou as well</w:t>
+      <w:r>
+        <w:t xml:space="preserve"> we feel it’s up for questioning though.</w:t>
       </w:r>
     </w:p>
     <w:p/>
     <w:p>
-      <w:r>
-        <w:t xml:space="preserve">WALGREENS $$ </w:t>
-      </w:r>
-      <w:r>
-        <w:t>11 E 75</w:t>
-      </w:r>
-      <w:r>
-        <w:rPr>
-          <w:vertAlign w:val="superscript"/>
-        </w:rPr>
-        <w:t>th</w:t>
-      </w:r>
-      <w:r>
-        <w:t xml:space="preserve"> St Chicago, IL 60619</w:t>
-      </w:r>
-      <w:r>
-        <w:t xml:space="preserve"> (doesn’t look like DD, 75</w:t>
-      </w:r>
-      <w:r>
-        <w:rPr>
-          <w:vertAlign w:val="superscript"/>
-        </w:rPr>
-        <w:t>th</w:t>
-      </w:r>
-      <w:r>
-        <w:t xml:space="preserve"> </w:t>
-      </w:r>
-      <w:proofErr w:type="spellStart"/>
-      <w:r>
-        <w:t>st</w:t>
-      </w:r>
-      <w:proofErr w:type="spellEnd"/>
-      <w:r>
-        <w:t xml:space="preserve"> nearly 40 black owned businesses)</w:t>
-      </w:r>
-    </w:p>
-    <w:p>
-      <w:r>
-        <w:lastRenderedPageBreak/>
-        <w:t>WEGMANS</w:t>
-      </w:r>
-      <w:r>
-        <w:t xml:space="preserve"> </w:t>
-      </w:r>
-      <w:r>
-        <w:t>$$</w:t>
-      </w:r>
-      <w:r>
-        <w:t xml:space="preserve"> </w:t>
-      </w:r>
-      <w:r>
-        <w:t>525 Titus Avenue Rochester, NY 14617</w:t>
-      </w:r>
-      <w:r>
-        <w:t xml:space="preserve"> (Irondequoit “suburb” with a lot of POC kids)</w:t>
-      </w:r>
-    </w:p>
-    <w:p>
-      <w:r>
-        <w:t xml:space="preserve">MEIJER $$ </w:t>
-      </w:r>
-      <w:r>
-        <w:t>(Detroit) 25225 Schoenherr Rd Warren, MI 48089</w:t>
-      </w:r>
-      <w:r>
-        <w:t xml:space="preserve"> (not DD, “</w:t>
-      </w:r>
-      <w:proofErr w:type="spellStart"/>
-      <w:r>
-        <w:t>innercity</w:t>
-      </w:r>
-      <w:proofErr w:type="spellEnd"/>
-      <w:r>
-        <w:t xml:space="preserve"> suburb”</w:t>
-      </w:r>
-      <w:r>
-        <w:t>, 63% white, 20% black</w:t>
-      </w:r>
-      <w:r>
-        <w:t>)</w:t>
-      </w:r>
-    </w:p>
-    <w:p>
-      <w:r>
-        <w:t xml:space="preserve">FRED MEYER </w:t>
-      </w:r>
-      <w:r>
-        <w:t>$$</w:t>
-      </w:r>
-      <w:r>
-        <w:t xml:space="preserve"> </w:t>
-      </w:r>
-      <w:r>
-        <w:t>(Portland) 11425 SE Beaverton Hillsdale Hwy Beaverton, OR 97005</w:t>
-      </w:r>
-      <w:r>
-        <w:t xml:space="preserve"> (not DD, expensive, low </w:t>
-      </w:r>
-      <w:proofErr w:type="spellStart"/>
-      <w:r>
-        <w:t>poc</w:t>
-      </w:r>
-      <w:proofErr w:type="spellEnd"/>
-      <w:r>
-        <w:t xml:space="preserve"> population, 69% white)</w:t>
-      </w:r>
-    </w:p>
-    <w:p>
-      <w:r>
-        <w:t>FAMILY DOLLAR Las Vegas $</w:t>
-      </w:r>
-    </w:p>
-    <w:p>
-      <w:pPr>
-        <w:ind w:left="720"/>
-      </w:pPr>
-      <w:r>
-        <w:t>Sat 9/16 – Grand Opening Event 3025 E Desert Inn Las Vegas, NV</w:t>
-      </w:r>
-      <w:r>
-        <w:t xml:space="preserve"> 891</w:t>
-      </w:r>
-      <w:r>
-        <w:t>21</w:t>
-      </w:r>
-    </w:p>
-    <w:p>
-      <w:pPr>
-        <w:ind w:left="720"/>
-      </w:pPr>
-      <w:r>
-        <w:t>Sun 9/17 – 4365 E Lake Meade Blvd Las Vegas, NV</w:t>
-      </w:r>
-      <w:r>
-        <w:t xml:space="preserve"> 89115</w:t>
-      </w:r>
-    </w:p>
-    <w:p/>
-    <w:p>
-      <w:r>
-        <w:br w:type="page"/>
-      </w:r>
-    </w:p>
-    <w:p>
-      <w:pPr>
-        <w:rPr>
-          <w:u w:val="single"/>
-        </w:rPr>
-      </w:pPr>
-      <w:r>
-        <w:rPr>
-          <w:u w:val="single"/>
-        </w:rPr>
-        <w:lastRenderedPageBreak/>
-        <w:t>Questions</w:t>
-      </w:r>
-      <w:r>
-        <w:rPr>
-          <w:u w:val="single"/>
-        </w:rPr>
-        <w:t xml:space="preserve"> to Answer</w:t>
+      <w:pPr>
+        <w:rPr>
+          <w:u w:val="single"/>
+        </w:rPr>
+      </w:pPr>
+      <w:r>
+        <w:rPr>
+          <w:u w:val="single"/>
+        </w:rPr>
+        <w:t>Client goals</w:t>
       </w:r>
     </w:p>
     <w:p>
@@ -388,11 +159,14 @@
         <w:pStyle w:val="ListParagraph"/>
         <w:numPr>
           <w:ilvl w:val="0"/>
-          <w:numId w:val="1"/>
+          <w:numId w:val="2"/>
         </w:numPr>
       </w:pPr>
       <w:r>
-        <w:t>All screenings were on Sat or Sun, does one day typically have more screenings than the other?</w:t>
+        <w:t xml:space="preserve">Understand data, analyze for </w:t>
+      </w:r>
+      <w:r>
+        <w:t>better meet customer needs &amp; increase impact</w:t>
       </w:r>
     </w:p>
     <w:p>
@@ -400,30 +174,11 @@
         <w:pStyle w:val="ListParagraph"/>
         <w:numPr>
           <w:ilvl w:val="0"/>
-          <w:numId w:val="1"/>
+          <w:numId w:val="2"/>
         </w:numPr>
       </w:pPr>
       <w:r>
-        <w:t>Correlation between submission zip code &amp; screening locale?</w:t>
-      </w:r>
-      <w:r>
-        <w:t xml:space="preserve"> (customer said assume they live close to the screening </w:t>
-      </w:r>
-      <w:proofErr w:type="gramStart"/>
-      <w:r>
-        <w:t>locale</w:t>
-      </w:r>
-      <w:proofErr w:type="gramEnd"/>
-      <w:r>
-        <w:t xml:space="preserve"> but I don’t know if that makes </w:t>
-      </w:r>
-      <w:proofErr w:type="spellStart"/>
-      <w:r>
-        <w:t>sens</w:t>
-      </w:r>
-      <w:proofErr w:type="spellEnd"/>
-      <w:r>
-        <w:t>)</w:t>
+        <w:t>What would be helpful to know from data?</w:t>
       </w:r>
     </w:p>
     <w:p>
@@ -431,55 +186,31 @@
         <w:pStyle w:val="ListParagraph"/>
         <w:numPr>
           <w:ilvl w:val="0"/>
-          <w:numId w:val="1"/>
+          <w:numId w:val="2"/>
         </w:numPr>
       </w:pPr>
       <w:r>
-        <w:t>Are more specific age groups better?</w:t>
-      </w:r>
-      <w:r>
-        <w:t xml:space="preserve"> (Under 18, 18-35, 36-45, 46-65, 66+)</w:t>
-      </w:r>
-      <w:r>
-        <w:t xml:space="preserve"> What does </w:t>
+        <w:t>Want to look at files altogether</w:t>
+      </w:r>
+      <w:r>
+        <w:t xml:space="preserve">; Demographics in zip codes; trends against different retail orgs </w:t>
       </w:r>
       <w:proofErr w:type="gramStart"/>
       <w:r>
-        <w:t>being</w:t>
+        <w:t>too;</w:t>
       </w:r>
       <w:proofErr w:type="gramEnd"/>
-      <w:r>
-        <w:t xml:space="preserve"> 18 have to do with dental health?</w:t>
-      </w:r>
     </w:p>
     <w:p>
       <w:pPr>
         <w:pStyle w:val="ListParagraph"/>
         <w:numPr>
           <w:ilvl w:val="0"/>
-          <w:numId w:val="1"/>
+          <w:numId w:val="2"/>
         </w:numPr>
-        <w:rPr>
-          <w:u w:val="single"/>
-        </w:rPr>
-      </w:pPr>
-      <w:r>
-        <w:rPr>
-          <w:u w:val="single"/>
-        </w:rPr>
-        <w:t xml:space="preserve">Add table showing </w:t>
-      </w:r>
-      <w:r>
-        <w:rPr>
-          <w:u w:val="single"/>
-        </w:rPr>
-        <w:t xml:space="preserve">population </w:t>
-      </w:r>
-      <w:r>
-        <w:rPr>
-          <w:u w:val="single"/>
-        </w:rPr>
-        <w:t>POC/age demographics for zip code or town &amp; relate to patients?</w:t>
+      </w:pPr>
+      <w:r>
+        <w:t>Want Total screenings across pain levels, dental history, &amp; demographics.</w:t>
       </w:r>
     </w:p>
     <w:p>
@@ -487,17 +218,43 @@
         <w:pStyle w:val="ListParagraph"/>
         <w:numPr>
           <w:ilvl w:val="0"/>
-          <w:numId w:val="1"/>
+          <w:numId w:val="2"/>
         </w:numPr>
-        <w:rPr>
-          <w:u w:val="single"/>
-        </w:rPr>
-      </w:pPr>
-      <w:r>
-        <w:rPr>
-          <w:u w:val="single"/>
-        </w:rPr>
-        <w:t>How to relate screening date and birthdate to create the Age calculation w/o using Excel??</w:t>
+      </w:pPr>
+      <w:r>
+        <w:t>Endgame? Presentation to large-name partners; increase dental desert impact as well as POC community impact</w:t>
+      </w:r>
+    </w:p>
+    <w:p/>
+    <w:p>
+      <w:pPr>
+        <w:rPr>
+          <w:u w:val="single"/>
+        </w:rPr>
+      </w:pPr>
+      <w:r>
+        <w:rPr>
+          <w:u w:val="single"/>
+        </w:rPr>
+        <w:t>Data</w:t>
+      </w:r>
+    </w:p>
+    <w:p>
+      <w:r>
+        <w:t>Data provided for 5 states/weekends/</w:t>
+      </w:r>
+      <w:proofErr w:type="gramStart"/>
+      <w:r>
+        <w:t>retailers;</w:t>
+      </w:r>
+      <w:proofErr w:type="gramEnd"/>
+      <w:r>
+        <w:t xml:space="preserve"> 10 files</w:t>
+      </w:r>
+    </w:p>
+    <w:p>
+      <w:r>
+        <w:t>I acquired addresses of events with hopes of extrapolating urban environments</w:t>
       </w:r>
     </w:p>
     <w:p>
@@ -505,17 +262,37 @@
         <w:pStyle w:val="ListParagraph"/>
         <w:numPr>
           <w:ilvl w:val="0"/>
-          <w:numId w:val="1"/>
+          <w:numId w:val="3"/>
         </w:numPr>
-        <w:rPr>
-          <w:u w:val="single"/>
-        </w:rPr>
-      </w:pPr>
-      <w:r>
-        <w:rPr>
-          <w:u w:val="single"/>
-        </w:rPr>
-        <w:t>How to get bookmarks to show??</w:t>
+      </w:pPr>
+      <w:r>
+        <w:t>WALGREENS $$ 11 E 75</w:t>
+      </w:r>
+      <w:r>
+        <w:rPr>
+          <w:vertAlign w:val="superscript"/>
+        </w:rPr>
+        <w:t>th</w:t>
+      </w:r>
+      <w:r>
+        <w:t xml:space="preserve"> St Chicago, IL 60619 (doesn’t look like DD, 75</w:t>
+      </w:r>
+      <w:r>
+        <w:rPr>
+          <w:vertAlign w:val="superscript"/>
+        </w:rPr>
+        <w:t>th</w:t>
+      </w:r>
+      <w:r>
+        <w:t xml:space="preserve"> </w:t>
+      </w:r>
+      <w:proofErr w:type="spellStart"/>
+      <w:r>
+        <w:t>st</w:t>
+      </w:r>
+      <w:proofErr w:type="spellEnd"/>
+      <w:r>
+        <w:t xml:space="preserve"> nearly 40 black owned businesses)</w:t>
       </w:r>
     </w:p>
     <w:p>
@@ -523,43 +300,147 @@
         <w:pStyle w:val="ListParagraph"/>
         <w:numPr>
           <w:ilvl w:val="0"/>
-          <w:numId w:val="1"/>
+          <w:numId w:val="3"/>
         </w:numPr>
       </w:pPr>
       <w:r>
-        <w:t>*Some locations screened have dentists close by and therefore are not dental deserts,</w:t>
-      </w:r>
-      <w:r>
-        <w:t xml:space="preserve"> and some have a Black population higher than the 13% national average.</w:t>
+        <w:t>WEGMANS $$ 525 Titus Avenue Rochester, NY 14617 (Irondequoit “suburb” with a lot of POC kids)</w:t>
+      </w:r>
+    </w:p>
+    <w:p>
+      <w:pPr>
+        <w:pStyle w:val="ListParagraph"/>
+        <w:numPr>
+          <w:ilvl w:val="0"/>
+          <w:numId w:val="3"/>
+        </w:numPr>
+      </w:pPr>
+      <w:r>
+        <w:t>MEIJER $$ (Detroit) 25225 Schoenherr Rd Warren, MI 48089 (not DD, “</w:t>
+      </w:r>
+      <w:proofErr w:type="spellStart"/>
+      <w:r>
+        <w:t>innercity</w:t>
+      </w:r>
+      <w:proofErr w:type="spellEnd"/>
+      <w:r>
+        <w:t xml:space="preserve"> suburb”, 63% white, 20% black)</w:t>
+      </w:r>
+    </w:p>
+    <w:p>
+      <w:pPr>
+        <w:pStyle w:val="ListParagraph"/>
+        <w:numPr>
+          <w:ilvl w:val="0"/>
+          <w:numId w:val="3"/>
+        </w:numPr>
+      </w:pPr>
+      <w:r>
+        <w:t xml:space="preserve">FRED MEYER $$ (Portland) 11425 SE Beaverton Hillsdale Hwy Beaverton, OR 97005 (not DD, expensive, low </w:t>
+      </w:r>
+      <w:proofErr w:type="spellStart"/>
+      <w:r>
+        <w:t>poc</w:t>
+      </w:r>
+      <w:proofErr w:type="spellEnd"/>
+      <w:r>
+        <w:t xml:space="preserve"> population, 69% white)</w:t>
+      </w:r>
+    </w:p>
+    <w:p>
+      <w:pPr>
+        <w:pStyle w:val="ListParagraph"/>
+        <w:numPr>
+          <w:ilvl w:val="0"/>
+          <w:numId w:val="3"/>
+        </w:numPr>
+      </w:pPr>
+      <w:r>
+        <w:t>FAMILY DOLLAR Las Vegas $</w:t>
+      </w:r>
+    </w:p>
+    <w:p>
+      <w:pPr>
+        <w:pStyle w:val="ListParagraph"/>
+        <w:numPr>
+          <w:ilvl w:val="1"/>
+          <w:numId w:val="3"/>
+        </w:numPr>
+      </w:pPr>
+      <w:r>
+        <w:t>Sat 9/16 – Grand Opening Event 3025 E Desert Inn Las Vegas, NV 89121</w:t>
+      </w:r>
+    </w:p>
+    <w:p>
+      <w:pPr>
+        <w:pStyle w:val="ListParagraph"/>
+        <w:numPr>
+          <w:ilvl w:val="1"/>
+          <w:numId w:val="3"/>
+        </w:numPr>
+      </w:pPr>
+      <w:r>
+        <w:t>Sun 9/17 – 4365 E Lake Meade Blvd Las Vegas, NV 89115</w:t>
+      </w:r>
+    </w:p>
+    <w:p/>
+    <w:p/>
+    <w:p>
+      <w:pPr>
+        <w:rPr>
+          <w:u w:val="single"/>
+        </w:rPr>
+      </w:pPr>
+      <w:r>
+        <w:rPr>
+          <w:u w:val="single"/>
+        </w:rPr>
+        <w:lastRenderedPageBreak/>
+        <w:t>Data cleaning</w:t>
+      </w:r>
+    </w:p>
+    <w:p>
+      <w:r>
+        <w:t xml:space="preserve">2 Date columns? </w:t>
+      </w:r>
+      <w:r>
+        <w:t>– Submission date is</w:t>
       </w:r>
       <w:r>
         <w:t xml:space="preserve"> </w:t>
       </w:r>
       <w:r>
-        <w:t>T</w:t>
-      </w:r>
-      <w:r>
-        <w:t>his is research perhaps I shouldn’t have to do</w:t>
-      </w:r>
-      <w:r>
-        <w:t xml:space="preserve"> for the client &amp; shouldn’t mention as to keep hope for partners</w:t>
-      </w:r>
-      <w:r>
-        <w:t>/</w:t>
-      </w:r>
-      <w:proofErr w:type="gramStart"/>
-      <w:r>
-        <w:t>investors</w:t>
-      </w:r>
-      <w:r>
-        <w:t>.</w:t>
-      </w:r>
-      <w:r>
-        <w:t>.</w:t>
-      </w:r>
-      <w:proofErr w:type="gramEnd"/>
-    </w:p>
-    <w:p/>
+        <w:t>when links are submitted during preregister to event</w:t>
+      </w:r>
+    </w:p>
+    <w:p>
+      <w:r>
+        <w:t>Blanks? Insurance should all be filled in. Do they have insurance is more important than what type of insurance. Patient history – blanks can be assumed as none of the above</w:t>
+      </w:r>
+    </w:p>
+    <w:p>
+      <w:r>
+        <w:t>0-10 pain</w:t>
+      </w:r>
+      <w:r>
+        <w:t xml:space="preserve"> scale;</w:t>
+      </w:r>
+      <w:r>
+        <w:t xml:space="preserve"> 10=this is an emergency</w:t>
+      </w:r>
+      <w:r>
+        <w:t>; client says</w:t>
+      </w:r>
+      <w:r>
+        <w:t xml:space="preserve"> we can interpret</w:t>
+      </w:r>
+      <w:r>
+        <w:t xml:space="preserve"> the rest</w:t>
+      </w:r>
+      <w:r>
+        <w:t xml:space="preserve"> how we want</w:t>
+      </w:r>
+    </w:p>
     <w:p>
       <w:pPr>
         <w:sectPr>
@@ -568,6 +449,70 @@
           <w:cols w:space="720"/>
           <w:docGrid w:linePitch="360"/>
         </w:sectPr>
+      </w:pPr>
+      <w:r>
+        <w:t xml:space="preserve">Endgame? Crest/Oral B is </w:t>
+      </w:r>
+      <w:proofErr w:type="gramStart"/>
+      <w:r>
+        <w:t>customer</w:t>
+      </w:r>
+      <w:proofErr w:type="gramEnd"/>
+      <w:r>
+        <w:t xml:space="preserve">. They want to impact POC communities, </w:t>
+      </w:r>
+      <w:proofErr w:type="spellStart"/>
+      <w:r>
+        <w:t>soemtgimes</w:t>
+      </w:r>
+      <w:proofErr w:type="spellEnd"/>
+      <w:r>
+        <w:t xml:space="preserve"> their selections &amp; locations are not the best. Slice data &amp; find cool fac</w:t>
+      </w:r>
+      <w:r>
+        <w:t>ts</w:t>
+      </w:r>
+    </w:p>
+    <w:p>
+      <w:pPr>
+        <w:rPr>
+          <w:u w:val="single"/>
+        </w:rPr>
+      </w:pPr>
+    </w:p>
+    <w:p>
+      <w:pPr>
+        <w:rPr>
+          <w:u w:val="single"/>
+        </w:rPr>
+      </w:pPr>
+    </w:p>
+    <w:p>
+      <w:pPr>
+        <w:rPr>
+          <w:u w:val="single"/>
+        </w:rPr>
+      </w:pPr>
+    </w:p>
+    <w:p>
+      <w:pPr>
+        <w:rPr>
+          <w:u w:val="single"/>
+        </w:rPr>
+      </w:pPr>
+    </w:p>
+    <w:p>
+      <w:pPr>
+        <w:rPr>
+          <w:u w:val="single"/>
+        </w:rPr>
+      </w:pPr>
+    </w:p>
+    <w:p>
+      <w:pPr>
+        <w:rPr>
+          <w:u w:val="single"/>
+        </w:rPr>
       </w:pPr>
     </w:p>
     <w:p>
@@ -863,7 +808,7 @@
 </file>
 
 <file path=word/numbering.xml><?xml version="1.0" encoding="utf-8"?>
-<w:numbering xmlns:wpc="http://schemas.microsoft.com/office/word/2010/wordprocessingCanvas" xmlns:cx="http://schemas.microsoft.com/office/drawing/2014/chartex" xmlns:cx1="http://schemas.microsoft.com/office/drawing/2015/9/8/chartex" xmlns:cx2="http://schemas.microsoft.com/office/drawing/2015/10/21/chartex" xmlns:cx3="http://schemas.microsoft.com/office/drawing/2016/5/9/chartex" xmlns:cx4="http://schemas.microsoft.com/office/drawing/2016/5/10/chartex" xmlns:cx5="http://schemas.microsoft.com/office/drawing/2016/5/11/chartex" xmlns:cx6="http://schemas.microsoft.com/office/drawing/2016/5/12/chartex" xmlns:cx7="http://schemas.microsoft.com/office/drawing/2016/5/13/chartex" xmlns:cx8="http://schemas.microsoft.com/office/drawing/2016/5/14/chartex" xmlns:mc="http://schemas.openxmlformats.org/markup-compatibility/2006" xmlns:aink="http://schemas.microsoft.com/office/drawing/2016/ink" xmlns:am3d="http://schemas.microsoft.com/office/drawing/2017/model3d" xmlns:o="urn:schemas-microsoft-com:office:office" xmlns:oel="http://schemas.microsoft.com/office/2019/extlst" xmlns:r="http://schemas.openxmlformats.org/officeDocument/2006/relationships" xmlns:m="http://schemas.openxmlformats.org/officeDocument/2006/math" xmlns:v="urn:schemas-microsoft-com:vml" xmlns:wp14="http://schemas.microsoft.com/office/word/2010/wordprocessingDrawing" xmlns:wp="http://schemas.openxmlformats.org/drawingml/2006/wordprocessingDrawing" xmlns:w10="urn:schemas-microsoft-com:office:word" xmlns:w="http://schemas.openxmlformats.org/wordprocessingml/2006/main" xmlns:w14="http://schemas.microsoft.com/office/word/2010/wordml" xmlns:w15="http://schemas.microsoft.com/office/word/2012/wordml" xmlns:w16cex="http://schemas.microsoft.com/office/word/2018/wordml/cex" xmlns:w16cid="http://schemas.microsoft.com/office/word/2016/wordml/cid" xmlns:w16="http://schemas.microsoft.com/office/word/2018/wordml" xmlns:w16sdtdh="http://schemas.microsoft.com/office/word/2020/wordml/sdtdatahash" xmlns:w16se="http://schemas.microsoft.com/office/word/2015/wordml/symex" xmlns:wpg="http://schemas.microsoft.com/office/word/2010/wordprocessingGroup" xmlns:wpi="http://schemas.microsoft.com/office/word/2010/wordprocessingInk" xmlns:wne="http://schemas.microsoft.com/office/word/2006/wordml" xmlns:wps="http://schemas.microsoft.com/office/word/2010/wordprocessingShape" mc:Ignorable="w14 w15 w16se w16cid w16 w16cex w16sdtdh wp14">
+<w:numbering xmlns:wpc="http://schemas.microsoft.com/office/word/2010/wordprocessingCanvas" xmlns:cx="http://schemas.microsoft.com/office/drawing/2014/chartex" xmlns:cx1="http://schemas.microsoft.com/office/drawing/2015/9/8/chartex" xmlns:cx2="http://schemas.microsoft.com/office/drawing/2015/10/21/chartex" xmlns:cx3="http://schemas.microsoft.com/office/drawing/2016/5/9/chartex" xmlns:cx4="http://schemas.microsoft.com/office/drawing/2016/5/10/chartex" xmlns:cx5="http://schemas.microsoft.com/office/drawing/2016/5/11/chartex" xmlns:cx6="http://schemas.microsoft.com/office/drawing/2016/5/12/chartex" xmlns:cx7="http://schemas.microsoft.com/office/drawing/2016/5/13/chartex" xmlns:cx8="http://schemas.microsoft.com/office/drawing/2016/5/14/chartex" xmlns:mc="http://schemas.openxmlformats.org/markup-compatibility/2006" xmlns:aink="http://schemas.microsoft.com/office/drawing/2016/ink" xmlns:am3d="http://schemas.microsoft.com/office/drawing/2017/model3d" xmlns:o="urn:schemas-microsoft-com:office:office" xmlns:oel="http://schemas.microsoft.com/office/2019/extlst" xmlns:r="http://schemas.openxmlformats.org/officeDocument/2006/relationships" xmlns:m="http://schemas.openxmlformats.org/officeDocument/2006/math" xmlns:v="urn:schemas-microsoft-com:vml" xmlns:wp14="http://schemas.microsoft.com/office/word/2010/wordprocessingDrawing" xmlns:wp="http://schemas.openxmlformats.org/drawingml/2006/wordprocessingDrawing" xmlns:w10="urn:schemas-microsoft-com:office:word" xmlns:w="http://schemas.openxmlformats.org/wordprocessingml/2006/main" xmlns:w14="http://schemas.microsoft.com/office/word/2010/wordml" xmlns:w15="http://schemas.microsoft.com/office/word/2012/wordml" xmlns:w16cex="http://schemas.microsoft.com/office/word/2018/wordml/cex" xmlns:w16cid="http://schemas.microsoft.com/office/word/2016/wordml/cid" xmlns:w16="http://schemas.microsoft.com/office/word/2018/wordml" xmlns:w16du="http://schemas.microsoft.com/office/word/2023/wordml/word16du" xmlns:w16sdtdh="http://schemas.microsoft.com/office/word/2020/wordml/sdtdatahash" xmlns:w16se="http://schemas.microsoft.com/office/word/2015/wordml/symex" xmlns:wpg="http://schemas.microsoft.com/office/word/2010/wordprocessingGroup" xmlns:wpi="http://schemas.microsoft.com/office/word/2010/wordprocessingInk" xmlns:wne="http://schemas.microsoft.com/office/word/2006/wordml" xmlns:wps="http://schemas.microsoft.com/office/word/2010/wordprocessingShape" mc:Ignorable="w14 w15 w16se w16cid w16 w16cex w16sdtdh w16du wp14">
   <w:abstractNum w:abstractNumId="0" w15:restartNumberingAfterBreak="0">
     <w:nsid w:val="3F9F75B4"/>
     <w:multiLevelType w:val="hybridMultilevel"/>
@@ -977,14 +922,244 @@
       </w:rPr>
     </w:lvl>
   </w:abstractNum>
+  <w:abstractNum w:abstractNumId="1" w15:restartNumberingAfterBreak="0">
+    <w:nsid w:val="408A3F1A"/>
+    <w:multiLevelType w:val="hybridMultilevel"/>
+    <w:tmpl w:val="F6C0A7B4"/>
+    <w:lvl w:ilvl="0" w:tplc="4C386870">
+      <w:numFmt w:val="bullet"/>
+      <w:lvlText w:val="-"/>
+      <w:lvlJc w:val="left"/>
+      <w:pPr>
+        <w:ind w:left="720" w:hanging="360"/>
+      </w:pPr>
+      <w:rPr>
+        <w:rFonts w:ascii="Calibri" w:eastAsiaTheme="minorHAnsi" w:hAnsi="Calibri" w:cs="Calibri" w:hint="default"/>
+      </w:rPr>
+    </w:lvl>
+    <w:lvl w:ilvl="1" w:tplc="04090003" w:tentative="1">
+      <w:start w:val="1"/>
+      <w:numFmt w:val="bullet"/>
+      <w:lvlText w:val="o"/>
+      <w:lvlJc w:val="left"/>
+      <w:pPr>
+        <w:ind w:left="1440" w:hanging="360"/>
+      </w:pPr>
+      <w:rPr>
+        <w:rFonts w:ascii="Courier New" w:hAnsi="Courier New" w:cs="Courier New" w:hint="default"/>
+      </w:rPr>
+    </w:lvl>
+    <w:lvl w:ilvl="2" w:tplc="04090005" w:tentative="1">
+      <w:start w:val="1"/>
+      <w:numFmt w:val="bullet"/>
+      <w:lvlText w:val=""/>
+      <w:lvlJc w:val="left"/>
+      <w:pPr>
+        <w:ind w:left="2160" w:hanging="360"/>
+      </w:pPr>
+      <w:rPr>
+        <w:rFonts w:ascii="Wingdings" w:hAnsi="Wingdings" w:hint="default"/>
+      </w:rPr>
+    </w:lvl>
+    <w:lvl w:ilvl="3" w:tplc="04090001" w:tentative="1">
+      <w:start w:val="1"/>
+      <w:numFmt w:val="bullet"/>
+      <w:lvlText w:val=""/>
+      <w:lvlJc w:val="left"/>
+      <w:pPr>
+        <w:ind w:left="2880" w:hanging="360"/>
+      </w:pPr>
+      <w:rPr>
+        <w:rFonts w:ascii="Symbol" w:hAnsi="Symbol" w:hint="default"/>
+      </w:rPr>
+    </w:lvl>
+    <w:lvl w:ilvl="4" w:tplc="04090003" w:tentative="1">
+      <w:start w:val="1"/>
+      <w:numFmt w:val="bullet"/>
+      <w:lvlText w:val="o"/>
+      <w:lvlJc w:val="left"/>
+      <w:pPr>
+        <w:ind w:left="3600" w:hanging="360"/>
+      </w:pPr>
+      <w:rPr>
+        <w:rFonts w:ascii="Courier New" w:hAnsi="Courier New" w:cs="Courier New" w:hint="default"/>
+      </w:rPr>
+    </w:lvl>
+    <w:lvl w:ilvl="5" w:tplc="04090005" w:tentative="1">
+      <w:start w:val="1"/>
+      <w:numFmt w:val="bullet"/>
+      <w:lvlText w:val=""/>
+      <w:lvlJc w:val="left"/>
+      <w:pPr>
+        <w:ind w:left="4320" w:hanging="360"/>
+      </w:pPr>
+      <w:rPr>
+        <w:rFonts w:ascii="Wingdings" w:hAnsi="Wingdings" w:hint="default"/>
+      </w:rPr>
+    </w:lvl>
+    <w:lvl w:ilvl="6" w:tplc="04090001" w:tentative="1">
+      <w:start w:val="1"/>
+      <w:numFmt w:val="bullet"/>
+      <w:lvlText w:val=""/>
+      <w:lvlJc w:val="left"/>
+      <w:pPr>
+        <w:ind w:left="5040" w:hanging="360"/>
+      </w:pPr>
+      <w:rPr>
+        <w:rFonts w:ascii="Symbol" w:hAnsi="Symbol" w:hint="default"/>
+      </w:rPr>
+    </w:lvl>
+    <w:lvl w:ilvl="7" w:tplc="04090003" w:tentative="1">
+      <w:start w:val="1"/>
+      <w:numFmt w:val="bullet"/>
+      <w:lvlText w:val="o"/>
+      <w:lvlJc w:val="left"/>
+      <w:pPr>
+        <w:ind w:left="5760" w:hanging="360"/>
+      </w:pPr>
+      <w:rPr>
+        <w:rFonts w:ascii="Courier New" w:hAnsi="Courier New" w:cs="Courier New" w:hint="default"/>
+      </w:rPr>
+    </w:lvl>
+    <w:lvl w:ilvl="8" w:tplc="04090005" w:tentative="1">
+      <w:start w:val="1"/>
+      <w:numFmt w:val="bullet"/>
+      <w:lvlText w:val=""/>
+      <w:lvlJc w:val="left"/>
+      <w:pPr>
+        <w:ind w:left="6480" w:hanging="360"/>
+      </w:pPr>
+      <w:rPr>
+        <w:rFonts w:ascii="Wingdings" w:hAnsi="Wingdings" w:hint="default"/>
+      </w:rPr>
+    </w:lvl>
+  </w:abstractNum>
+  <w:abstractNum w:abstractNumId="2" w15:restartNumberingAfterBreak="0">
+    <w:nsid w:val="4C8F45E7"/>
+    <w:multiLevelType w:val="hybridMultilevel"/>
+    <w:tmpl w:val="02B08E66"/>
+    <w:lvl w:ilvl="0" w:tplc="4C386870">
+      <w:numFmt w:val="bullet"/>
+      <w:lvlText w:val="-"/>
+      <w:lvlJc w:val="left"/>
+      <w:pPr>
+        <w:ind w:left="720" w:hanging="360"/>
+      </w:pPr>
+      <w:rPr>
+        <w:rFonts w:ascii="Calibri" w:eastAsiaTheme="minorHAnsi" w:hAnsi="Calibri" w:cs="Calibri" w:hint="default"/>
+      </w:rPr>
+    </w:lvl>
+    <w:lvl w:ilvl="1" w:tplc="04090003">
+      <w:start w:val="1"/>
+      <w:numFmt w:val="bullet"/>
+      <w:lvlText w:val="o"/>
+      <w:lvlJc w:val="left"/>
+      <w:pPr>
+        <w:ind w:left="1440" w:hanging="360"/>
+      </w:pPr>
+      <w:rPr>
+        <w:rFonts w:ascii="Courier New" w:hAnsi="Courier New" w:cs="Courier New" w:hint="default"/>
+      </w:rPr>
+    </w:lvl>
+    <w:lvl w:ilvl="2" w:tplc="04090005" w:tentative="1">
+      <w:start w:val="1"/>
+      <w:numFmt w:val="bullet"/>
+      <w:lvlText w:val=""/>
+      <w:lvlJc w:val="left"/>
+      <w:pPr>
+        <w:ind w:left="2160" w:hanging="360"/>
+      </w:pPr>
+      <w:rPr>
+        <w:rFonts w:ascii="Wingdings" w:hAnsi="Wingdings" w:hint="default"/>
+      </w:rPr>
+    </w:lvl>
+    <w:lvl w:ilvl="3" w:tplc="04090001" w:tentative="1">
+      <w:start w:val="1"/>
+      <w:numFmt w:val="bullet"/>
+      <w:lvlText w:val=""/>
+      <w:lvlJc w:val="left"/>
+      <w:pPr>
+        <w:ind w:left="2880" w:hanging="360"/>
+      </w:pPr>
+      <w:rPr>
+        <w:rFonts w:ascii="Symbol" w:hAnsi="Symbol" w:hint="default"/>
+      </w:rPr>
+    </w:lvl>
+    <w:lvl w:ilvl="4" w:tplc="04090003" w:tentative="1">
+      <w:start w:val="1"/>
+      <w:numFmt w:val="bullet"/>
+      <w:lvlText w:val="o"/>
+      <w:lvlJc w:val="left"/>
+      <w:pPr>
+        <w:ind w:left="3600" w:hanging="360"/>
+      </w:pPr>
+      <w:rPr>
+        <w:rFonts w:ascii="Courier New" w:hAnsi="Courier New" w:cs="Courier New" w:hint="default"/>
+      </w:rPr>
+    </w:lvl>
+    <w:lvl w:ilvl="5" w:tplc="04090005" w:tentative="1">
+      <w:start w:val="1"/>
+      <w:numFmt w:val="bullet"/>
+      <w:lvlText w:val=""/>
+      <w:lvlJc w:val="left"/>
+      <w:pPr>
+        <w:ind w:left="4320" w:hanging="360"/>
+      </w:pPr>
+      <w:rPr>
+        <w:rFonts w:ascii="Wingdings" w:hAnsi="Wingdings" w:hint="default"/>
+      </w:rPr>
+    </w:lvl>
+    <w:lvl w:ilvl="6" w:tplc="04090001" w:tentative="1">
+      <w:start w:val="1"/>
+      <w:numFmt w:val="bullet"/>
+      <w:lvlText w:val=""/>
+      <w:lvlJc w:val="left"/>
+      <w:pPr>
+        <w:ind w:left="5040" w:hanging="360"/>
+      </w:pPr>
+      <w:rPr>
+        <w:rFonts w:ascii="Symbol" w:hAnsi="Symbol" w:hint="default"/>
+      </w:rPr>
+    </w:lvl>
+    <w:lvl w:ilvl="7" w:tplc="04090003" w:tentative="1">
+      <w:start w:val="1"/>
+      <w:numFmt w:val="bullet"/>
+      <w:lvlText w:val="o"/>
+      <w:lvlJc w:val="left"/>
+      <w:pPr>
+        <w:ind w:left="5760" w:hanging="360"/>
+      </w:pPr>
+      <w:rPr>
+        <w:rFonts w:ascii="Courier New" w:hAnsi="Courier New" w:cs="Courier New" w:hint="default"/>
+      </w:rPr>
+    </w:lvl>
+    <w:lvl w:ilvl="8" w:tplc="04090005" w:tentative="1">
+      <w:start w:val="1"/>
+      <w:numFmt w:val="bullet"/>
+      <w:lvlText w:val=""/>
+      <w:lvlJc w:val="left"/>
+      <w:pPr>
+        <w:ind w:left="6480" w:hanging="360"/>
+      </w:pPr>
+      <w:rPr>
+        <w:rFonts w:ascii="Wingdings" w:hAnsi="Wingdings" w:hint="default"/>
+      </w:rPr>
+    </w:lvl>
+  </w:abstractNum>
   <w:num w:numId="1" w16cid:durableId="139034213">
     <w:abstractNumId w:val="0"/>
+  </w:num>
+  <w:num w:numId="2" w16cid:durableId="1450514784">
+    <w:abstractNumId w:val="1"/>
+  </w:num>
+  <w:num w:numId="3" w16cid:durableId="1099791206">
+    <w:abstractNumId w:val="2"/>
   </w:num>
 </w:numbering>
 </file>
 
 <file path=word/styles.xml><?xml version="1.0" encoding="utf-8"?>
-<w:styles xmlns:mc="http://schemas.openxmlformats.org/markup-compatibility/2006" xmlns:r="http://schemas.openxmlformats.org/officeDocument/2006/relationships" xmlns:w="http://schemas.openxmlformats.org/wordprocessingml/2006/main" xmlns:w14="http://schemas.microsoft.com/office/word/2010/wordml" xmlns:w15="http://schemas.microsoft.com/office/word/2012/wordml" xmlns:w16cex="http://schemas.microsoft.com/office/word/2018/wordml/cex" xmlns:w16cid="http://schemas.microsoft.com/office/word/2016/wordml/cid" xmlns:w16="http://schemas.microsoft.com/office/word/2018/wordml" xmlns:w16sdtdh="http://schemas.microsoft.com/office/word/2020/wordml/sdtdatahash" xmlns:w16se="http://schemas.microsoft.com/office/word/2015/wordml/symex" mc:Ignorable="w14 w15 w16se w16cid w16 w16cex w16sdtdh">
+<w:styles xmlns:mc="http://schemas.openxmlformats.org/markup-compatibility/2006" xmlns:r="http://schemas.openxmlformats.org/officeDocument/2006/relationships" xmlns:w="http://schemas.openxmlformats.org/wordprocessingml/2006/main" xmlns:w14="http://schemas.microsoft.com/office/word/2010/wordml" xmlns:w15="http://schemas.microsoft.com/office/word/2012/wordml" xmlns:w16cex="http://schemas.microsoft.com/office/word/2018/wordml/cex" xmlns:w16cid="http://schemas.microsoft.com/office/word/2016/wordml/cid" xmlns:w16="http://schemas.microsoft.com/office/word/2018/wordml" xmlns:w16du="http://schemas.microsoft.com/office/word/2023/wordml/word16du" xmlns:w16sdtdh="http://schemas.microsoft.com/office/word/2020/wordml/sdtdatahash" xmlns:w16se="http://schemas.microsoft.com/office/word/2015/wordml/symex" mc:Ignorable="w14 w15 w16se w16cid w16 w16cex w16sdtdh w16du">
   <w:docDefaults>
     <w:rPrDefault>
       <w:rPr>

--- a/Kare Mobile.docx
+++ b/Kare Mobile.docx
@@ -24,53 +24,46 @@
         <w:t xml:space="preserve">Louisville-based, </w:t>
       </w:r>
       <w:r>
-        <w:t xml:space="preserve">mostly traveling; largest monetary focus is </w:t>
+        <w:t xml:space="preserve">mostly traveling; </w:t>
+      </w:r>
+      <w:r>
+        <w:t>focus on</w:t>
+      </w:r>
+      <w:r>
+        <w:t xml:space="preserve"> travel expenses and partnerships</w:t>
+      </w:r>
+    </w:p>
+    <w:p>
+      <w:r>
+        <w:t xml:space="preserve">Facts they use to support their vision: 68 </w:t>
       </w:r>
       <w:proofErr w:type="gramStart"/>
       <w:r>
-        <w:t>travel</w:t>
+        <w:t>Million</w:t>
       </w:r>
       <w:proofErr w:type="gramEnd"/>
       <w:r>
-        <w:t xml:space="preserve"> expenses and partnerships</w:t>
-      </w:r>
-    </w:p>
-    <w:p>
-      <w:r>
-        <w:t xml:space="preserve">Facts they use to support their vision: </w:t>
-      </w:r>
-      <w:r>
-        <w:t xml:space="preserve">68 </w:t>
+        <w:t xml:space="preserve"> people in Dental deserts. Every 10 min further away from a dentist, it’s a 10% they won’t see a dentist within a year. Someone 1hr from dentist office has 40% chance they won</w:t>
+      </w:r>
+      <w:r>
+        <w:t>’</w:t>
+      </w:r>
+      <w:r>
+        <w:t>t see dentist in a yr. 80% of people with</w:t>
+      </w:r>
+      <w:r>
+        <w:t xml:space="preserve"> a</w:t>
+      </w:r>
+      <w:r>
+        <w:t xml:space="preserve"> </w:t>
       </w:r>
       <w:proofErr w:type="gramStart"/>
       <w:r>
-        <w:t>Million</w:t>
+        <w:t>10 pain</w:t>
       </w:r>
       <w:proofErr w:type="gramEnd"/>
       <w:r>
-        <w:t xml:space="preserve"> people in Dental deserts. Every 10 min further away from a dentist, it’s a 10% they won’t see a dentist within a year. Someone 1hr from dentist office has 40% chance they </w:t>
-      </w:r>
-      <w:proofErr w:type="spellStart"/>
-      <w:proofErr w:type="gramStart"/>
-      <w:r>
-        <w:t>wont</w:t>
-      </w:r>
-      <w:proofErr w:type="spellEnd"/>
-      <w:proofErr w:type="gramEnd"/>
-      <w:r>
-        <w:t xml:space="preserve"> see dentist in a yr.</w:t>
-      </w:r>
-      <w:r>
-        <w:t xml:space="preserve"> </w:t>
-      </w:r>
-      <w:r>
-        <w:t>80% of people with</w:t>
-      </w:r>
-      <w:r>
-        <w:t xml:space="preserve"> a</w:t>
-      </w:r>
-      <w:r>
-        <w:t xml:space="preserve"> 10 pain level have seen a dentist 0 times per year</w:t>
+        <w:t xml:space="preserve"> level have seen a dentist 0 times per year</w:t>
       </w:r>
       <w:r>
         <w:t>.</w:t>
@@ -78,66 +71,12 @@
     </w:p>
     <w:p>
       <w:r>
-        <w:t>Procedures? – Simple screenings, educational events, chart the patient as needing a certain treatment.</w:t>
-      </w:r>
-    </w:p>
-    <w:p>
-      <w:r>
-        <w:t>They r</w:t>
-      </w:r>
-      <w:r>
-        <w:t>eport to every partner</w:t>
-      </w:r>
-      <w:r>
-        <w:t>/stakeholder</w:t>
-      </w:r>
-      <w:r>
-        <w:t xml:space="preserve"> after every event. </w:t>
-      </w:r>
-      <w:r>
-        <w:t xml:space="preserve">One </w:t>
-      </w:r>
-      <w:r>
-        <w:t xml:space="preserve">PMG provides toothpaste &amp; they </w:t>
-      </w:r>
-      <w:r>
-        <w:t xml:space="preserve">also </w:t>
-      </w:r>
-      <w:r>
-        <w:t>partner with retail partners for e</w:t>
-      </w:r>
-      <w:r>
-        <w:t>xample</w:t>
-      </w:r>
-      <w:r>
-        <w:t xml:space="preserve">, so </w:t>
-      </w:r>
-      <w:proofErr w:type="spellStart"/>
-      <w:r>
-        <w:t>dif</w:t>
-      </w:r>
-      <w:proofErr w:type="spellEnd"/>
-      <w:r>
-        <w:t xml:space="preserve"> locations &amp; retail partners.</w:t>
-      </w:r>
-    </w:p>
-    <w:p>
-      <w:r>
-        <w:t>Says m</w:t>
-      </w:r>
-      <w:r>
-        <w:t xml:space="preserve">ost patients are close to the location they went </w:t>
-      </w:r>
-      <w:proofErr w:type="gramStart"/>
-      <w:r>
-        <w:t>to</w:t>
-      </w:r>
-      <w:r>
-        <w:t>,</w:t>
-      </w:r>
-      <w:proofErr w:type="gramEnd"/>
-      <w:r>
-        <w:t xml:space="preserve"> we feel it’s up for questioning though.</w:t>
+        <w:t>Procedures – Simple screenings, educational events, chart the patient as needing a certain treatment.</w:t>
+      </w:r>
+    </w:p>
+    <w:p>
+      <w:r>
+        <w:t>Partner relationships are currently strong &amp; directly influence the retailers &amp; locations serviced.</w:t>
       </w:r>
     </w:p>
     <w:p/>
@@ -222,7 +161,19 @@
         </w:numPr>
       </w:pPr>
       <w:r>
-        <w:t>Endgame? Presentation to large-name partners; increase dental desert impact as well as POC community impact</w:t>
+        <w:t>Pr</w:t>
+      </w:r>
+      <w:r>
+        <w:t>esentation for partners</w:t>
+      </w:r>
+      <w:r>
+        <w:t xml:space="preserve">; increase dental desert impact </w:t>
+      </w:r>
+      <w:r>
+        <w:t>&amp;</w:t>
+      </w:r>
+      <w:r>
+        <w:t xml:space="preserve"> POC community impact</w:t>
       </w:r>
     </w:p>
     <w:p/>
@@ -241,20 +192,36 @@
     </w:p>
     <w:p>
       <w:r>
-        <w:t>Data provided for 5 states/weekends/</w:t>
-      </w:r>
-      <w:proofErr w:type="gramStart"/>
-      <w:r>
-        <w:t>retailers;</w:t>
-      </w:r>
-      <w:proofErr w:type="gramEnd"/>
-      <w:r>
-        <w:t xml:space="preserve"> 10 files</w:t>
-      </w:r>
-    </w:p>
-    <w:p>
-      <w:r>
-        <w:t>I acquired addresses of events with hopes of extrapolating urban environments</w:t>
+        <w:t>Data provided for 5 states/weekends/retailers</w:t>
+      </w:r>
+    </w:p>
+    <w:p>
+      <w:pPr>
+        <w:rPr>
+          <w:i/>
+          <w:iCs/>
+        </w:rPr>
+      </w:pPr>
+      <w:r>
+        <w:rPr>
+          <w:i/>
+          <w:iCs/>
+        </w:rPr>
+        <w:t xml:space="preserve">I acquired addresses of events with hopes of </w:t>
+      </w:r>
+      <w:r>
+        <w:rPr>
+          <w:i/>
+          <w:iCs/>
+        </w:rPr>
+        <w:t xml:space="preserve">potentially </w:t>
+      </w:r>
+      <w:r>
+        <w:rPr>
+          <w:i/>
+          <w:iCs/>
+        </w:rPr>
+        <w:t>extrapolating urban environments</w:t>
       </w:r>
     </w:p>
     <w:p>
@@ -264,34 +231,62 @@
           <w:ilvl w:val="0"/>
           <w:numId w:val="3"/>
         </w:numPr>
-      </w:pPr>
-      <w:r>
+        <w:rPr>
+          <w:i/>
+          <w:iCs/>
+        </w:rPr>
+      </w:pPr>
+      <w:r>
+        <w:rPr>
+          <w:i/>
+          <w:iCs/>
+        </w:rPr>
         <w:t>WALGREENS $$ 11 E 75</w:t>
       </w:r>
       <w:r>
         <w:rPr>
+          <w:i/>
+          <w:iCs/>
           <w:vertAlign w:val="superscript"/>
         </w:rPr>
         <w:t>th</w:t>
       </w:r>
       <w:r>
+        <w:rPr>
+          <w:i/>
+          <w:iCs/>
+        </w:rPr>
         <w:t xml:space="preserve"> St Chicago, IL 60619 (doesn’t look like DD, 75</w:t>
       </w:r>
       <w:r>
         <w:rPr>
+          <w:i/>
+          <w:iCs/>
           <w:vertAlign w:val="superscript"/>
         </w:rPr>
         <w:t>th</w:t>
       </w:r>
       <w:r>
+        <w:rPr>
+          <w:i/>
+          <w:iCs/>
+        </w:rPr>
         <w:t xml:space="preserve"> </w:t>
       </w:r>
       <w:proofErr w:type="spellStart"/>
       <w:r>
+        <w:rPr>
+          <w:i/>
+          <w:iCs/>
+        </w:rPr>
         <w:t>st</w:t>
       </w:r>
       <w:proofErr w:type="spellEnd"/>
       <w:r>
+        <w:rPr>
+          <w:i/>
+          <w:iCs/>
+        </w:rPr>
         <w:t xml:space="preserve"> nearly 40 black owned businesses)</w:t>
       </w:r>
     </w:p>
@@ -302,8 +297,16 @@
           <w:ilvl w:val="0"/>
           <w:numId w:val="3"/>
         </w:numPr>
-      </w:pPr>
-      <w:r>
+        <w:rPr>
+          <w:i/>
+          <w:iCs/>
+        </w:rPr>
+      </w:pPr>
+      <w:r>
+        <w:rPr>
+          <w:i/>
+          <w:iCs/>
+        </w:rPr>
         <w:t>WEGMANS $$ 525 Titus Avenue Rochester, NY 14617 (Irondequoit “suburb” with a lot of POC kids)</w:t>
       </w:r>
     </w:p>
@@ -314,16 +317,32 @@
           <w:ilvl w:val="0"/>
           <w:numId w:val="3"/>
         </w:numPr>
-      </w:pPr>
-      <w:r>
+        <w:rPr>
+          <w:i/>
+          <w:iCs/>
+        </w:rPr>
+      </w:pPr>
+      <w:r>
+        <w:rPr>
+          <w:i/>
+          <w:iCs/>
+        </w:rPr>
         <w:t>MEIJER $$ (Detroit) 25225 Schoenherr Rd Warren, MI 48089 (not DD, “</w:t>
       </w:r>
       <w:proofErr w:type="spellStart"/>
       <w:r>
+        <w:rPr>
+          <w:i/>
+          <w:iCs/>
+        </w:rPr>
         <w:t>innercity</w:t>
       </w:r>
       <w:proofErr w:type="spellEnd"/>
       <w:r>
+        <w:rPr>
+          <w:i/>
+          <w:iCs/>
+        </w:rPr>
         <w:t xml:space="preserve"> suburb”, 63% white, 20% black)</w:t>
       </w:r>
     </w:p>
@@ -334,16 +353,32 @@
           <w:ilvl w:val="0"/>
           <w:numId w:val="3"/>
         </w:numPr>
-      </w:pPr>
-      <w:r>
+        <w:rPr>
+          <w:i/>
+          <w:iCs/>
+        </w:rPr>
+      </w:pPr>
+      <w:r>
+        <w:rPr>
+          <w:i/>
+          <w:iCs/>
+        </w:rPr>
         <w:t xml:space="preserve">FRED MEYER $$ (Portland) 11425 SE Beaverton Hillsdale Hwy Beaverton, OR 97005 (not DD, expensive, low </w:t>
       </w:r>
       <w:proofErr w:type="spellStart"/>
       <w:r>
+        <w:rPr>
+          <w:i/>
+          <w:iCs/>
+        </w:rPr>
         <w:t>poc</w:t>
       </w:r>
       <w:proofErr w:type="spellEnd"/>
       <w:r>
+        <w:rPr>
+          <w:i/>
+          <w:iCs/>
+        </w:rPr>
         <w:t xml:space="preserve"> population, 69% white)</w:t>
       </w:r>
     </w:p>
@@ -354,8 +389,16 @@
           <w:ilvl w:val="0"/>
           <w:numId w:val="3"/>
         </w:numPr>
-      </w:pPr>
-      <w:r>
+        <w:rPr>
+          <w:i/>
+          <w:iCs/>
+        </w:rPr>
+      </w:pPr>
+      <w:r>
+        <w:rPr>
+          <w:i/>
+          <w:iCs/>
+        </w:rPr>
         <w:t>FAMILY DOLLAR Las Vegas $</w:t>
       </w:r>
     </w:p>
@@ -366,8 +409,16 @@
           <w:ilvl w:val="1"/>
           <w:numId w:val="3"/>
         </w:numPr>
-      </w:pPr>
-      <w:r>
+        <w:rPr>
+          <w:i/>
+          <w:iCs/>
+        </w:rPr>
+      </w:pPr>
+      <w:r>
+        <w:rPr>
+          <w:i/>
+          <w:iCs/>
+        </w:rPr>
         <w:t>Sat 9/16 – Grand Opening Event 3025 E Desert Inn Las Vegas, NV 89121</w:t>
       </w:r>
     </w:p>
@@ -378,13 +429,29 @@
           <w:ilvl w:val="1"/>
           <w:numId w:val="3"/>
         </w:numPr>
-      </w:pPr>
-      <w:r>
+        <w:rPr>
+          <w:i/>
+          <w:iCs/>
+        </w:rPr>
+      </w:pPr>
+      <w:r>
+        <w:rPr>
+          <w:i/>
+          <w:iCs/>
+        </w:rPr>
         <w:t>Sun 9/17 – 4365 E Lake Meade Blvd Las Vegas, NV 89115</w:t>
       </w:r>
     </w:p>
     <w:p/>
     <w:p/>
+    <w:p/>
+    <w:p>
+      <w:pPr>
+        <w:rPr>
+          <w:u w:val="single"/>
+        </w:rPr>
+      </w:pPr>
+    </w:p>
     <w:p>
       <w:pPr>
         <w:rPr>
@@ -396,20 +463,38 @@
           <w:u w:val="single"/>
         </w:rPr>
         <w:lastRenderedPageBreak/>
+        <w:t xml:space="preserve">Some </w:t>
+      </w:r>
+      <w:r>
+        <w:rPr>
+          <w:u w:val="single"/>
+        </w:rPr>
         <w:t>Data cleaning</w:t>
       </w:r>
     </w:p>
     <w:p>
       <w:r>
-        <w:t xml:space="preserve">2 Date columns? </w:t>
-      </w:r>
-      <w:r>
-        <w:t>– Submission date is</w:t>
+        <w:t>2 Date columns</w:t>
+      </w:r>
+      <w:r>
+        <w:t>.</w:t>
       </w:r>
       <w:r>
         <w:t xml:space="preserve"> </w:t>
       </w:r>
       <w:r>
+        <w:t xml:space="preserve">– </w:t>
+      </w:r>
+      <w:r>
+        <w:t>Client says s</w:t>
+      </w:r>
+      <w:r>
+        <w:t>ubmission date is</w:t>
+      </w:r>
+      <w:r>
+        <w:t xml:space="preserve"> </w:t>
+      </w:r>
+      <w:r>
         <w:t>when links are submitted during preregister to event</w:t>
       </w:r>
     </w:p>
@@ -441,6 +526,18 @@
         <w:t xml:space="preserve"> how we want</w:t>
       </w:r>
     </w:p>
+    <w:p>
+      <w:r>
+        <w:t xml:space="preserve">                                                                                        </w:t>
+      </w:r>
+      <w:r>
+        <w:t xml:space="preserve"> </w:t>
+      </w:r>
+      <w:r>
+        <w:t xml:space="preserve">                                                                                                                                                                                </w:t>
+      </w:r>
+    </w:p>
+    <w:p/>
     <w:p>
       <w:pPr>
         <w:sectPr>
@@ -450,28 +547,6 @@
           <w:docGrid w:linePitch="360"/>
         </w:sectPr>
       </w:pPr>
-      <w:r>
-        <w:t xml:space="preserve">Endgame? Crest/Oral B is </w:t>
-      </w:r>
-      <w:proofErr w:type="gramStart"/>
-      <w:r>
-        <w:t>customer</w:t>
-      </w:r>
-      <w:proofErr w:type="gramEnd"/>
-      <w:r>
-        <w:t xml:space="preserve">. They want to impact POC communities, </w:t>
-      </w:r>
-      <w:proofErr w:type="spellStart"/>
-      <w:r>
-        <w:t>soemtgimes</w:t>
-      </w:r>
-      <w:proofErr w:type="spellEnd"/>
-      <w:r>
-        <w:t xml:space="preserve"> their selections &amp; locations are not the best. Slice data &amp; find cool fac</w:t>
-      </w:r>
-      <w:r>
-        <w:t>ts</w:t>
-      </w:r>
     </w:p>
     <w:p>
       <w:pPr>

--- a/Kare Mobile.docx
+++ b/Kare Mobile.docx
@@ -35,15 +35,7 @@
     </w:p>
     <w:p>
       <w:r>
-        <w:t xml:space="preserve">Facts they use to support their vision: 68 </w:t>
-      </w:r>
-      <w:proofErr w:type="gramStart"/>
-      <w:r>
-        <w:t>Million</w:t>
-      </w:r>
-      <w:proofErr w:type="gramEnd"/>
-      <w:r>
-        <w:t xml:space="preserve"> people in Dental deserts. Every 10 min further away from a dentist, it’s a 10% they won’t see a dentist within a year. Someone 1hr from dentist office has 40% chance they won</w:t>
+        <w:t>Facts they use to support their vision: 68 Million people in Dental deserts. Every 10 min further away from a dentist, it’s a 10% they won’t see a dentist within a year. Someone 1hr from dentist office has 40% chance they won</w:t>
       </w:r>
       <w:r>
         <w:t>’</w:t>
@@ -55,15 +47,7 @@
         <w:t xml:space="preserve"> a</w:t>
       </w:r>
       <w:r>
-        <w:t xml:space="preserve"> </w:t>
-      </w:r>
-      <w:proofErr w:type="gramStart"/>
-      <w:r>
-        <w:t>10 pain</w:t>
-      </w:r>
-      <w:proofErr w:type="gramEnd"/>
-      <w:r>
-        <w:t xml:space="preserve"> level have seen a dentist 0 times per year</w:t>
+        <w:t xml:space="preserve"> 10 pain level have seen a dentist 0 times per year</w:t>
       </w:r>
       <w:r>
         <w:t>.</w:t>
@@ -71,12 +55,15 @@
     </w:p>
     <w:p>
       <w:r>
+        <w:t>Service/</w:t>
+      </w:r>
+      <w:r>
         <w:t>Procedures – Simple screenings, educational events, chart the patient as needing a certain treatment.</w:t>
       </w:r>
     </w:p>
     <w:p>
       <w:r>
-        <w:t>Partner relationships are currently strong &amp; directly influence the retailers &amp; locations serviced.</w:t>
+        <w:t>Partner relationships are strong.</w:t>
       </w:r>
     </w:p>
     <w:p/>
@@ -132,13 +119,8 @@
         <w:t>Want to look at files altogether</w:t>
       </w:r>
       <w:r>
-        <w:t xml:space="preserve">; Demographics in zip codes; trends against different retail orgs </w:t>
-      </w:r>
-      <w:proofErr w:type="gramStart"/>
-      <w:r>
-        <w:t>too;</w:t>
-      </w:r>
-      <w:proofErr w:type="gramEnd"/>
+        <w:t>; Demographics in zip codes; trends against different retail orgs too;</w:t>
+      </w:r>
     </w:p>
     <w:p>
       <w:pPr>
@@ -166,8 +148,20 @@
       <w:r>
         <w:t>esentation for partners</w:t>
       </w:r>
-      <w:r>
-        <w:t xml:space="preserve">; increase dental desert impact </w:t>
+    </w:p>
+    <w:p>
+      <w:pPr>
+        <w:pStyle w:val="ListParagraph"/>
+        <w:numPr>
+          <w:ilvl w:val="0"/>
+          <w:numId w:val="2"/>
+        </w:numPr>
+      </w:pPr>
+      <w:r>
+        <w:t>I</w:t>
+      </w:r>
+      <w:r>
+        <w:t xml:space="preserve">ncrease dental desert impact </w:t>
       </w:r>
       <w:r>
         <w:t>&amp;</w:t>
@@ -462,7 +456,6 @@
         <w:rPr>
           <w:u w:val="single"/>
         </w:rPr>
-        <w:lastRenderedPageBreak/>
         <w:t xml:space="preserve">Some </w:t>
       </w:r>
       <w:r>
@@ -528,13 +521,7 @@
     </w:p>
     <w:p>
       <w:r>
-        <w:t xml:space="preserve">                                                                                        </w:t>
-      </w:r>
-      <w:r>
-        <w:t xml:space="preserve"> </w:t>
-      </w:r>
-      <w:r>
-        <w:t xml:space="preserve">                                                                                                                                                                                </w:t>
+        <w:t xml:space="preserve">                                                                                                                                                                                                                                                                         </w:t>
       </w:r>
     </w:p>
     <w:p/>
